--- a/Richard_Lourette_Principal_Embedded_Software_Engineer-Consulting_CTO.docx
+++ b/Richard_Lourette_Principal_Embedded_Software_Engineer-Consulting_CTO.docx
@@ -153,7 +153,7 @@
         <w:t xml:space="preserve"> </w:t>
       </w:r>
       <w:r>
-        <w:t xml:space="preserve">Embedded Systems Architecture · C/C++ · Python · Real-Time Systems · Embedded Linux · RTOS · Hardware-Software Integration · Performance Optimization · Fault-Tolerant Design · Technical Leadership · Consulting</w:t>
+        <w:t xml:space="preserve">Embedded Systems Architecture · C/C++ · Python · C# · Real-Time Systems · Embedded Linux · RTOS · Hardware-Software Integration · Performance Optimization · Fault-Tolerant Design · Technical Leadership · Consulting</w:t>
       </w:r>
     </w:p>
     <w:bookmarkEnd w:id="20"/>
@@ -198,6 +198,12 @@
       </w:r>
       <w:r>
         <w:t xml:space="preserve">- ARM Cortex-A/M/R (including A53/A72 in Zynq UltraScale+ and Versal ACAP)</w:t>
+      </w:r>
+      <w:r>
+        <w:t xml:space="preserve"> </w:t>
+      </w:r>
+      <w:r>
+        <w:t xml:space="preserve">- NVIDIA Carmel ARM v8.2 64-bit CPU</w:t>
       </w:r>
       <w:r>
         <w:t xml:space="preserve"> </w:t>
